--- a/docs/official/hiring/engagement-letters/Afrivate-Core-Team-Engagement-Equity-Letter-Mayokun-Buraimoh.docx
+++ b/docs/official/hiring/engagement-letters/Afrivate-Core-Team-Engagement-Equity-Letter-Mayokun-Buraimoh.docx
@@ -1329,7 +1329,7 @@
           <w:color w:val="1F1F1F"/>
           <w:sz w:val="22"/>
         </w:rPr>
-        <w:t>By you: at least fourteen (14) calendar days' written notice to the Head of Product &amp; Technology (role as designated in the Portal Directory) and hr@afrivate.org, with Portal handover completed, per AFRI-ICEF-01 Clause 8.</w:t>
+        <w:t>By you: at least fourteen (14) calendar days' written notice to the Head of Product &amp; Technology (role as designated in the Portal Directory) and afrivatehr@gmail.com, with Portal handover completed, per AFRI-ICEF-01 Clause 8.</w:t>
       </w:r>
     </w:p>
     <w:p>
@@ -1695,7 +1695,7 @@
         <w:color w:val="5F5F5F"/>
         <w:sz w:val="16"/>
       </w:rPr>
-      <w:t>hr@afrivate.org  ·  portal.afrivate.org          AfriVate Technologies Ltd  ·  RC: 9210092</w:t>
+      <w:t>afrivatehr@gmail.com  ·  portal.afrivate.org          AfriVate Technologies Ltd  ·  RC: 9210092</w:t>
     </w:r>
   </w:p>
 </w:ftr>
